--- a/dist/12hz-power-grid/12Hz_Grid_Transition_Plan.docx
+++ b/dist/12hz-power-grid/12Hz_Grid_Transition_Plan.docx
@@ -2,7 +2,7 @@
 <file path=word/document.xml><?xml version="1.0" encoding="utf-8"?>
 <w:document xmlns:w="http://schemas.openxmlformats.org/wordprocessingml/2006/main" xmlns:m="http://schemas.openxmlformats.org/officeDocument/2006/math" xmlns:r="http://schemas.openxmlformats.org/officeDocument/2006/relationships" xmlns:o="urn:schemas-microsoft-com:office:office" xmlns:v="urn:schemas-microsoft-com:vml" xmlns:w10="urn:schemas-microsoft-com:office:word" xmlns:a="http://schemas.openxmlformats.org/drawingml/2006/main" xmlns:pic="http://schemas.openxmlformats.org/drawingml/2006/picture" xmlns:wp="http://schemas.openxmlformats.org/drawingml/2006/wordprocessingDrawing">
   <w:body>
-    <w:bookmarkStart w:id="22" w:name="X8cc8e5ec670c7ac5bf305a5efaf465016007789"/>
+    <w:bookmarkStart w:id="11" w:name="X8cc8e5ec670c7ac5bf305a5efaf465016007789"/>
     <w:p>
       <w:pPr>
         <w:pStyle w:val="Heading1"/>
@@ -11,7 +11,7 @@
         <w:t xml:space="preserve">Transitioning to a 12 Hz / 12.5 Hz Grid Architecture</w:t>
       </w:r>
     </w:p>
-    <w:bookmarkStart w:id="20" w:name="X11da7820f7167a8e4fc43f7169ed2b03c10f766"/>
+    <w:bookmarkStart w:id="9" w:name="X11da7820f7167a8e4fc43f7169ed2b03c10f766"/>
     <w:p>
       <w:pPr>
         <w:pStyle w:val="Heading2"/>
@@ -39,8 +39,8 @@
         </w:pict>
       </w:r>
     </w:p>
-    <w:bookmarkEnd w:id="20"/>
-    <w:bookmarkStart w:id="21" w:name="abstract"/>
+    <w:bookmarkEnd w:id="9"/>
+    <w:bookmarkStart w:id="10" w:name="abstract"/>
     <w:p>
       <w:pPr>
         <w:pStyle w:val="Heading2"/>
@@ -60,13 +60,7 @@
         <w:t xml:space="preserve"> </w:t>
       </w:r>
       <w:r>
-        <w:t xml:space="preserve">“</w:t>
-      </w:r>
-      <w:r>
-        <w:t xml:space="preserve">what should be built.</w:t>
-      </w:r>
-      <w:r>
-        <w:t xml:space="preserve">”</w:t>
+        <w:t xml:space="preserve">“what should be built.”</w:t>
       </w:r>
       <w:r>
         <w:t xml:space="preserve"> </w:t>
@@ -78,13 +72,7 @@
         <w:t xml:space="preserve"> </w:t>
       </w:r>
       <w:r>
-        <w:t xml:space="preserve">“</w:t>
-      </w:r>
-      <w:r>
-        <w:t xml:space="preserve">in a functioning advanced economy with hundreds of billions of dollars of installed 50/60 Hz infrastructure, hundreds of millions of end-use devices on customer premises, regulatory bodies and rate-setting processes that operate on multi-decade timescales, and political coalitions that turn over every few years — how do you actually get there?</w:t>
-      </w:r>
-      <w:r>
-        <w:t xml:space="preserve">”</w:t>
+        <w:t xml:space="preserve">“in a functioning advanced economy with hundreds of billions of dollars of installed 50/60 Hz infrastructure, hundreds of millions of end-use devices on customer premises, regulatory bodies and rate-setting processes that operate on multi-decade timescales, and political coalitions that turn over every few years — how do you actually get there?”</w:t>
       </w:r>
     </w:p>
     <w:p>
@@ -181,9 +169,9 @@
         </w:pict>
       </w:r>
     </w:p>
-    <w:bookmarkEnd w:id="21"/>
-    <w:bookmarkEnd w:id="22"/>
-    <w:bookmarkStart w:id="40" w:name="part-i-military-deployment"/>
+    <w:bookmarkEnd w:id="10"/>
+    <w:bookmarkEnd w:id="11"/>
+    <w:bookmarkStart w:id="29" w:name="part-i-military-deployment"/>
     <w:p>
       <w:pPr>
         <w:pStyle w:val="Heading1"/>
@@ -192,7 +180,7 @@
         <w:t xml:space="preserve">PART I — MILITARY DEPLOYMENT</w:t>
       </w:r>
     </w:p>
-    <w:bookmarkStart w:id="27" w:name="section-1-why-military-first"/>
+    <w:bookmarkStart w:id="16" w:name="section-1-why-military-first"/>
     <w:p>
       <w:pPr>
         <w:pStyle w:val="Heading2"/>
@@ -241,7 +229,7 @@
         <w:t xml:space="preserve">that defense procurement provides. The strategic-resilience case is real and substantial; it is developed in Section 2. But the deeper argument for military-first deployment is that defense procurement routes around the institutional failure modes that have killed every previous attempt at long-horizon civilian infrastructure transitions in advanced economies.</w:t>
       </w:r>
     </w:p>
-    <w:bookmarkStart w:id="23" w:name="the-political-continuity-problem"/>
+    <w:bookmarkStart w:id="12" w:name="the-political-continuity-problem"/>
     <w:p>
       <w:pPr>
         <w:pStyle w:val="Heading3"/>
@@ -414,8 +402,8 @@
         <w:t xml:space="preserve">A 12 Hz civilian grid transition with a 30-year horizon would face the same dynamics scaled up by several orders of magnitude in capital investment and political visibility. The transition would inevitably traverse multiple changes of party control at provincial/state and federal levels, multiple regulatory commission compositions, multiple utility executive teams. Any of these turnovers could produce a reversal. The probability that a coalition supporting the transition holds continuous authority for 30 years in any advanced democracy is approximately zero.</w:t>
       </w:r>
     </w:p>
-    <w:bookmarkEnd w:id="23"/>
-    <w:bookmarkStart w:id="24" w:name="X5686ca58ede0fba9ecfe1c903f918f057309a1f"/>
+    <w:bookmarkEnd w:id="12"/>
+    <w:bookmarkStart w:id="13" w:name="X5686ca58ede0fba9ecfe1c903f918f057309a1f"/>
     <w:p>
       <w:pPr>
         <w:pStyle w:val="Heading3"/>
@@ -773,8 +761,8 @@
         <w:t xml:space="preserve">The Munich-class reversal pattern is harder to execute against a defense program at small scale aligned with established priorities, but it is not impossible. Once a transformer architecture is qualified for use at, say, CFB Trenton and CFB Halifax, and the supporting manufacturing base has been established at Hitachi Energy Brockville or equivalent, a reversal requires either: (a) defense engineering organizations declaring the qualified architecture deficient (hard if it works), (b) defense appropriations being withdrawn from infrastructure modernization (politically costly because it visibly degrades national security), or (c) manufacturing capacity being decommissioned (politically costly because it visibly destroys industrial-policy investment). None of these is impossible, but all are substantially harder than the political-coalition-turnover that killed LiMux. The relative difficulty is the source of the redundancy benefit.</w:t>
       </w:r>
     </w:p>
-    <w:bookmarkEnd w:id="24"/>
-    <w:bookmarkStart w:id="25" w:name="the-dual-use-precedent"/>
+    <w:bookmarkEnd w:id="13"/>
+    <w:bookmarkStart w:id="14" w:name="the-dual-use-precedent"/>
     <w:p>
       <w:pPr>
         <w:pStyle w:val="Heading3"/>
@@ -918,8 +906,8 @@
         <w:t xml:space="preserve">deployment pattern. It is the canonical pattern through which advanced economies introduce major new infrastructure technologies, and the 12 Hz architecture fits the pattern naturally.</w:t>
       </w:r>
     </w:p>
-    <w:bookmarkEnd w:id="25"/>
-    <w:bookmarkStart w:id="26" w:name="the-institutional-continuity-argument"/>
+    <w:bookmarkEnd w:id="14"/>
+    <w:bookmarkStart w:id="15" w:name="the-institutional-continuity-argument"/>
     <w:p>
       <w:pPr>
         <w:pStyle w:val="Heading3"/>
@@ -967,9 +955,9 @@
         </w:pict>
       </w:r>
     </w:p>
-    <w:bookmarkEnd w:id="26"/>
-    <w:bookmarkEnd w:id="27"/>
-    <w:bookmarkStart w:id="33" w:name="Xe0684d08ab17af591204ce93c3237f8f436b889"/>
+    <w:bookmarkEnd w:id="15"/>
+    <w:bookmarkEnd w:id="16"/>
+    <w:bookmarkStart w:id="22" w:name="Xe0684d08ab17af591204ce93c3237f8f436b889"/>
     <w:p>
       <w:pPr>
         <w:pStyle w:val="Heading2"/>
@@ -1010,7 +998,7 @@
         <w:t xml:space="preserve">The companion documents have already developed most of the strategic-resilience argument. The 12 Hz Grid Architecture proposal addresses supply-chain sovereignty, mild-steel core construction, and elimination of semiconductor dependencies in the power path. The Resilient Transformer Architecture paper addresses hostile-action survivability with documented recovery-time compression from 6–18 months (mineral oil + fire propagation) to 1–2 weeks (ester + per-radiator alarm + field rewinding) even in limited-logistics deployment. This section consolidates the resulting case for defense application.</w:t>
       </w:r>
     </w:p>
-    <w:bookmarkStart w:id="28" w:name="X849421badf5693e3c52fbcca65800e56296dc27"/>
+    <w:bookmarkStart w:id="17" w:name="X849421badf5693e3c52fbcca65800e56296dc27"/>
     <w:p>
       <w:pPr>
         <w:pStyle w:val="Heading3"/>
@@ -1064,8 +1052,8 @@
         <w:t xml:space="preserve">This argument applies with additional force at expeditionary sites in active conflict, where the adversary is presumed to have both intent and capability to attack infrastructure. A forward operating base that loses power for 2 days and then recovers is operationally functional with workarounds. A FOB that loses power for 6 months is mission-killed.</w:t>
       </w:r>
     </w:p>
-    <w:bookmarkEnd w:id="28"/>
-    <w:bookmarkStart w:id="29" w:name="X3677ad97acc7c19d1a73dabe09f57fbe470179d"/>
+    <w:bookmarkEnd w:id="17"/>
+    <w:bookmarkStart w:id="18" w:name="X3677ad97acc7c19d1a73dabe09f57fbe470179d"/>
     <w:p>
       <w:pPr>
         <w:pStyle w:val="Heading3"/>
@@ -1262,8 +1250,8 @@
         <w:t xml:space="preserve">The supply-chain improvement is most decisive at expeditionary sites where the local supply chain is not the home-jurisdiction supply chain. A FOB in a region with active conflict can sustain transformer service through the architectural specification with much less reliance on long-distance supply lines than would be possible with mineral-oil practice.</w:t>
       </w:r>
     </w:p>
-    <w:bookmarkEnd w:id="29"/>
-    <w:bookmarkStart w:id="30" w:name="reduced-acoustic-signature"/>
+    <w:bookmarkEnd w:id="18"/>
+    <w:bookmarkStart w:id="19" w:name="reduced-acoustic-signature"/>
     <w:p>
       <w:pPr>
         <w:pStyle w:val="Heading3"/>
@@ -1288,8 +1276,8 @@
         <w:t xml:space="preserve">This argument is contingent on the empirical validation result. If Phase 0 testing demonstrates the projected reduction, the security improvement is meaningful; if testing shows a smaller reduction, the argument is weaker but other strategic arguments still hold.</w:t>
       </w:r>
     </w:p>
-    <w:bookmarkEnd w:id="30"/>
-    <w:bookmarkStart w:id="31" w:name="mobile-and-expeditionary-deployment"/>
+    <w:bookmarkEnd w:id="19"/>
+    <w:bookmarkStart w:id="20" w:name="mobile-and-expeditionary-deployment"/>
     <w:p>
       <w:pPr>
         <w:pStyle w:val="Heading3"/>
@@ -1377,8 +1365,8 @@
         <w:t xml:space="preserve">The single architectural specification across fixed defense installations, mobile/expeditionary deployment, and emergency-response equipment provides operational standardization that current mineral-oil practice does not — a defense maintenance crew trained on a fixed-site transformer can service a mobile unit using the same procedures and equipment, and field-deployed mobile units can replace damaged fixed units with no fluid-compatibility concerns.</w:t>
       </w:r>
     </w:p>
-    <w:bookmarkEnd w:id="31"/>
-    <w:bookmarkStart w:id="32" w:name="the-integrated-defense-case"/>
+    <w:bookmarkEnd w:id="20"/>
+    <w:bookmarkStart w:id="21" w:name="the-integrated-defense-case"/>
     <w:p>
       <w:pPr>
         <w:pStyle w:val="Heading3"/>
@@ -1439,9 +1427,9 @@
         </w:pict>
       </w:r>
     </w:p>
-    <w:bookmarkEnd w:id="32"/>
-    <w:bookmarkEnd w:id="33"/>
-    <w:bookmarkStart w:id="39" w:name="section-3-phase-1-pilot-specification"/>
+    <w:bookmarkEnd w:id="21"/>
+    <w:bookmarkEnd w:id="22"/>
+    <w:bookmarkStart w:id="28" w:name="section-3-phase-1-pilot-specification"/>
     <w:p>
       <w:pPr>
         <w:pStyle w:val="Heading2"/>
@@ -1458,7 +1446,7 @@
         <w:t xml:space="preserve">The Phase 1 deployment is a small-scale pilot at a strategically-selected installation, intended to: (a) develop the manufacturing base for 12 Hz / 12.5 Hz equipment; (b) accumulate operating data on the architecture’s performance under defense conditions; (c) validate the strategic-resilience claims; (d) train the initial cadre of engineers, technicians, and operations personnel. The pilot is sized to be tractable — small enough to fit within a single defense procurement program, large enough to develop genuine deployment data.</w:t>
       </w:r>
     </w:p>
-    <w:bookmarkStart w:id="34" w:name="site-selection-criteria"/>
+    <w:bookmarkStart w:id="23" w:name="site-selection-criteria"/>
     <w:p>
       <w:pPr>
         <w:pStyle w:val="Heading3"/>
@@ -1570,8 +1558,8 @@
         <w:t xml:space="preserve">: the installation’s facilities engineering staff should have the technical depth to participate in pilot operations and contribute to operating-data collection.</w:t>
       </w:r>
     </w:p>
-    <w:bookmarkEnd w:id="34"/>
-    <w:bookmarkStart w:id="35" w:name="candidate-sites"/>
+    <w:bookmarkEnd w:id="23"/>
+    <w:bookmarkStart w:id="24" w:name="candidate-sites"/>
     <w:p>
       <w:pPr>
         <w:pStyle w:val="Heading3"/>
@@ -1775,8 +1763,8 @@
         <w:t xml:space="preserve">For European defense organizations, candidate sites include UK strategic sites in Scotland (cold-climate, geographically isolated), Norwegian Arctic installations (genuine cold), and German command-and-control facilities (continental temperate).</w:t>
       </w:r>
     </w:p>
-    <w:bookmarkEnd w:id="35"/>
-    <w:bookmarkStart w:id="36" w:name="phase-1-scope"/>
+    <w:bookmarkEnd w:id="24"/>
+    <w:bookmarkStart w:id="25" w:name="phase-1-scope"/>
     <w:p>
       <w:pPr>
         <w:pStyle w:val="Heading3"/>
@@ -1942,8 +1930,8 @@
         <w:t xml:space="preserve">: defense engineers, civilian utility engineers (admitted to pilot under appropriate liaison arrangements), and manufacturing personnel trained on the architecture.</w:t>
       </w:r>
     </w:p>
-    <w:bookmarkEnd w:id="36"/>
-    <w:bookmarkStart w:id="37" w:name="phase-1-cost-envelope"/>
+    <w:bookmarkEnd w:id="25"/>
+    <w:bookmarkStart w:id="26" w:name="phase-1-cost-envelope"/>
     <w:p>
       <w:pPr>
         <w:pStyle w:val="Heading3"/>
@@ -2098,8 +2086,8 @@
         <w:t xml:space="preserve">This is within range of typical defense infrastructure modernization line items. For comparison: Canadian DND typical major capital projects are in the C$50M–500M range; US DoD MILCON program lines are often in the $50M–500M range; European defense ministries scale similarly. Phase 1 is small enough to fit within standard procurement processes without requiring special legislative authorization; it is large enough to develop meaningful deployment data and manufacturing capacity.</w:t>
       </w:r>
     </w:p>
-    <w:bookmarkEnd w:id="37"/>
-    <w:bookmarkStart w:id="38" w:name="phase-1-timeline"/>
+    <w:bookmarkEnd w:id="26"/>
+    <w:bookmarkStart w:id="27" w:name="phase-1-timeline"/>
     <w:p>
       <w:pPr>
         <w:pStyle w:val="Heading3"/>
@@ -2226,10 +2214,10 @@
         </w:pict>
       </w:r>
     </w:p>
-    <w:bookmarkEnd w:id="38"/>
-    <w:bookmarkEnd w:id="39"/>
-    <w:bookmarkEnd w:id="40"/>
-    <w:bookmarkStart w:id="55" w:name="part-ii-civilian-deployment"/>
+    <w:bookmarkEnd w:id="27"/>
+    <w:bookmarkEnd w:id="28"/>
+    <w:bookmarkEnd w:id="29"/>
+    <w:bookmarkStart w:id="44" w:name="part-ii-civilian-deployment"/>
     <w:p>
       <w:pPr>
         <w:pStyle w:val="Heading1"/>
@@ -2238,7 +2226,7 @@
         <w:t xml:space="preserve">PART II — CIVILIAN DEPLOYMENT</w:t>
       </w:r>
     </w:p>
-    <w:bookmarkStart w:id="45" w:name="X00d2df0b50ccd491e51a63e2168110539c616f3"/>
+    <w:bookmarkStart w:id="34" w:name="X00d2df0b50ccd491e51a63e2168110539c616f3"/>
     <w:p>
       <w:pPr>
         <w:pStyle w:val="Heading2"/>
@@ -2276,7 +2264,7 @@
         <w:t xml:space="preserve">. A jurisdiction whose grid is already isolated synchronously from neighboring grids, with frequency-control authority residing in a single utility or grid operator, can convert to the new architecture without coordinating frequency conversion with adjacent jurisdictions. The isolation eliminates the most operationally complex aspect of grid-frequency transition: the synchronous-interface problem. It also concentrates regulatory authority (one provincial commission, one federal regulator, one utility) in a small enough footprint that the political coalition required for the transition is much narrower than for a full federal-state transition.</w:t>
       </w:r>
     </w:p>
-    <w:bookmarkStart w:id="41" w:name="candidate-jurisdictions"/>
+    <w:bookmarkStart w:id="30" w:name="candidate-jurisdictions"/>
     <w:p>
       <w:pPr>
         <w:pStyle w:val="Heading3"/>
@@ -2426,8 +2414,8 @@
         <w:t xml:space="preserve">: previously synchronously connected to the rest of the National Electricity Market through the Heywood interconnector, but has frequently operated as an electrical island during transmission incidents. Less cleanly isolated than Quebec or Iceland but still tractable.</w:t>
       </w:r>
     </w:p>
-    <w:bookmarkEnd w:id="41"/>
-    <w:bookmarkStart w:id="42" w:name="X016be22ff3deb08e98dd617c90dd701cf05810f"/>
+    <w:bookmarkEnd w:id="30"/>
+    <w:bookmarkStart w:id="31" w:name="X016be22ff3deb08e98dd617c90dd701cf05810f"/>
     <w:p>
       <w:pPr>
         <w:pStyle w:val="Heading3"/>
@@ -2633,8 +2621,8 @@
         <w:t xml:space="preserve">. Quebec has actively pursued domestic manufacturing capacity for energy infrastructure (the recent investment in battery-cell manufacturing, the long-standing aluminum-and-magnesium investments). A 12 Hz transition that requires building domestic vacuum-equipment, transformer-rewind, and ester-refining capacity aligns with existing provincial industrial-policy direction.</w:t>
       </w:r>
     </w:p>
-    <w:bookmarkEnd w:id="42"/>
-    <w:bookmarkStart w:id="43" w:name="quebec-specific-political-risks"/>
+    <w:bookmarkEnd w:id="31"/>
+    <w:bookmarkStart w:id="32" w:name="quebec-specific-political-risks"/>
     <w:p>
       <w:pPr>
         <w:pStyle w:val="Heading3"/>
@@ -2672,13 +2660,7 @@
         <w:t xml:space="preserve"> </w:t>
       </w:r>
       <w:r>
-        <w:t xml:space="preserve">“</w:t>
-      </w:r>
-      <w:r>
-        <w:t xml:space="preserve">Quebec showing North America how to do critical infrastructure</w:t>
-      </w:r>
-      <w:r>
-        <w:t xml:space="preserve">”</w:t>
+        <w:t xml:space="preserve">“Quebec showing North America how to do critical infrastructure”</w:t>
       </w:r>
       <w:r>
         <w:t xml:space="preserve"> </w:t>
@@ -2860,8 +2842,8 @@
         <w:t xml:space="preserve">Quebec remains the strongest North American candidate when its risks are considered honestly. The other candidates are plausible alternatives, particularly if Quebec engagement runs into the political risks identified above.</w:t>
       </w:r>
     </w:p>
-    <w:bookmarkEnd w:id="43"/>
-    <w:bookmarkStart w:id="44" w:name="X49ba9a4aec4dc4499ec95782272b580fe50c108"/>
+    <w:bookmarkEnd w:id="32"/>
+    <w:bookmarkStart w:id="33" w:name="X49ba9a4aec4dc4499ec95782272b580fe50c108"/>
     <w:p>
       <w:pPr>
         <w:pStyle w:val="Heading3"/>
@@ -2901,9 +2883,9 @@
         </w:pict>
       </w:r>
     </w:p>
-    <w:bookmarkEnd w:id="44"/>
-    <w:bookmarkEnd w:id="45"/>
-    <w:bookmarkStart w:id="49" w:name="section-5-end-use-device-transition"/>
+    <w:bookmarkEnd w:id="33"/>
+    <w:bookmarkEnd w:id="34"/>
+    <w:bookmarkStart w:id="38" w:name="section-5-end-use-device-transition"/>
     <w:p>
       <w:pPr>
         <w:pStyle w:val="Heading2"/>
@@ -2920,7 +2902,7 @@
         <w:t xml:space="preserve">The hardest part of any civilian grid frequency transition is not the generation or transmission infrastructure — those are concentrated assets with limited owner counts and tractable replacement programs. The hardest part is the millions of end-use devices on customer premises: motors, ballasts, transformers in consumer electronics, line-frequency clocks, motor-driven appliances. A transition strategy lives or dies on what happens at the meter.</w:t>
       </w:r>
     </w:p>
-    <w:bookmarkStart w:id="46" w:name="end-use-device-taxonomy"/>
+    <w:bookmarkStart w:id="35" w:name="end-use-device-taxonomy"/>
     <w:p>
       <w:pPr>
         <w:pStyle w:val="Heading3"/>
@@ -2993,13 +2975,7 @@
         <w:t xml:space="preserve"> </w:t>
       </w:r>
       <w:r>
-        <w:t xml:space="preserve">“</w:t>
-      </w:r>
-      <w:r>
-        <w:t xml:space="preserve">universal</w:t>
-      </w:r>
-      <w:r>
-        <w:t xml:space="preserve">”</w:t>
+        <w:t xml:space="preserve">“universal”</w:t>
       </w:r>
       <w:r>
         <w:t xml:space="preserve"> </w:t>
@@ -3338,8 +3314,8 @@
         <w:t xml:space="preserve">No utility-scale survey of installed end-use device frequency tolerance exists in any advanced economy that this paper’s authors are aware of. The numbers above are inferences from market penetration of LED lighting, inverter-compressor appliances, VFD-driven HVAC, and switching-supply electronics — each of which has documented adoption rates that bound the frequency-tolerant fraction within plausible ranges. Phase 0 deliverable for civilian transition planning: utility-scale surveys of installed end-use device frequency tolerance in candidate first-mover jurisdictions, with statistically meaningful sampling across residential, commercial, and industrial categories. Real numbers will replace these estimates within 2–3 years of any serious transition planning effort.</w:t>
       </w:r>
     </w:p>
-    <w:bookmarkEnd w:id="46"/>
-    <w:bookmarkStart w:id="47" w:name="X52f5106a2c9765110850a09490316556820969c"/>
+    <w:bookmarkEnd w:id="35"/>
+    <w:bookmarkStart w:id="36" w:name="X52f5106a2c9765110850a09490316556820969c"/>
     <w:p>
       <w:pPr>
         <w:pStyle w:val="Heading3"/>
@@ -3545,8 +3521,8 @@
         <w:t xml:space="preserve">The cost figures above are estimates with high uncertainty (±50% should be assumed). Better numbers will emerge from actual engineering studies in candidate first-mover jurisdictions; the architectural strategy should not commit to a specific cost figure ahead of those studies.</w:t>
       </w:r>
     </w:p>
-    <w:bookmarkEnd w:id="47"/>
-    <w:bookmarkStart w:id="48" w:name="X17d07ac31061210f7910b49100bebe2917d63ac"/>
+    <w:bookmarkEnd w:id="36"/>
+    <w:bookmarkStart w:id="37" w:name="X17d07ac31061210f7910b49100bebe2917d63ac"/>
     <w:p>
       <w:pPr>
         <w:pStyle w:val="Heading3"/>
@@ -3757,9 +3733,9 @@
         </w:pict>
       </w:r>
     </w:p>
-    <w:bookmarkEnd w:id="48"/>
-    <w:bookmarkEnd w:id="49"/>
-    <w:bookmarkStart w:id="54" w:name="X7f72b75881abeb3f1a87c34c1ca287313423c33"/>
+    <w:bookmarkEnd w:id="37"/>
+    <w:bookmarkEnd w:id="38"/>
+    <w:bookmarkStart w:id="43" w:name="X7f72b75881abeb3f1a87c34c1ca287313423c33"/>
     <w:p>
       <w:pPr>
         <w:pStyle w:val="Heading2"/>
@@ -3776,7 +3752,7 @@
         <w:t xml:space="preserve">The Munich / LiMux story is worth examining in detail because it is the most relevant cautionary tale for any long-horizon civilian infrastructure transition. It is less useful as a confident maturation-curve template than the previous draft of this paper suggested; the actual dynamics of European public-sector open-source adoption are more complicated and the Munich → Barcelona → EU-wide causal chain is looser than a simple maturation framing would imply. The honest treatment supports a weaker but still substantive argument.</w:t>
       </w:r>
     </w:p>
-    <w:bookmarkStart w:id="50" w:name="X4ee53882a2019b542ed9f7577991e0a91916015"/>
+    <w:bookmarkStart w:id="39" w:name="X4ee53882a2019b542ed9f7577991e0a91916015"/>
     <w:p>
       <w:pPr>
         <w:pStyle w:val="Heading3"/>
@@ -3952,8 +3928,8 @@
         <w:t xml:space="preserve">. Munich’s failure to communicate LiMux benefits effectively contributed to the reversal, but communication alone could not have saved a program with the underlying technical issues LiMux had. The 12 Hz transition needs both visible communication and ongoing technical investment.</w:t>
       </w:r>
     </w:p>
-    <w:bookmarkEnd w:id="50"/>
-    <w:bookmarkStart w:id="51" w:name="Xafa5e1d388cfba5d17e5b707a8fe6df39b5ddde"/>
+    <w:bookmarkEnd w:id="39"/>
+    <w:bookmarkStart w:id="40" w:name="Xafa5e1d388cfba5d17e5b707a8fe6df39b5ddde"/>
     <w:p>
       <w:pPr>
         <w:pStyle w:val="Heading3"/>
@@ -4188,8 +4164,8 @@
         <w:t xml:space="preserve">. It demonstrates that some Munich failure modes can be addressed; it also demonstrates that addressing some failure modes is not sufficient to guarantee full program completion. The realistic framing for the 12 Hz transition is similar: address the failure modes that can be addressed, accept that not all of them can be eliminated, and design the program so that partial completion produces meaningful lasting benefit.</w:t>
       </w:r>
     </w:p>
-    <w:bookmarkEnd w:id="51"/>
-    <w:bookmarkStart w:id="52" w:name="Xbca86ea893d5e5ce34ff0c8db47c9c8924bc3cd"/>
+    <w:bookmarkEnd w:id="40"/>
+    <w:bookmarkStart w:id="41" w:name="Xbca86ea893d5e5ce34ff0c8db47c9c8924bc3cd"/>
     <w:p>
       <w:pPr>
         <w:pStyle w:val="Heading3"/>
@@ -4366,8 +4342,8 @@
         <w:t xml:space="preserve">. Munich was a visible early failure that contributed to the conversation; Barcelona was an early attempt to do better that produced partial success; the broader EU adoption is driven by external pressures that interact with but are not caused by the Munich-Barcelona examples specifically.</w:t>
       </w:r>
     </w:p>
-    <w:bookmarkEnd w:id="52"/>
-    <w:bookmarkStart w:id="53" w:name="application-to-the-12-hz-transition"/>
+    <w:bookmarkEnd w:id="41"/>
+    <w:bookmarkStart w:id="42" w:name="application-to-the-12-hz-transition"/>
     <w:p>
       <w:pPr>
         <w:pStyle w:val="Heading3"/>
@@ -4541,10 +4517,10 @@
         </w:pict>
       </w:r>
     </w:p>
-    <w:bookmarkEnd w:id="53"/>
-    <w:bookmarkEnd w:id="54"/>
-    <w:bookmarkEnd w:id="55"/>
-    <w:bookmarkStart w:id="64" w:name="part-iii-synergies"/>
+    <w:bookmarkEnd w:id="42"/>
+    <w:bookmarkEnd w:id="43"/>
+    <w:bookmarkEnd w:id="44"/>
+    <w:bookmarkStart w:id="53" w:name="part-iii-synergies"/>
     <w:p>
       <w:pPr>
         <w:pStyle w:val="Heading1"/>
@@ -4553,7 +4529,7 @@
         <w:t xml:space="preserve">PART III — SYNERGIES</w:t>
       </w:r>
     </w:p>
-    <w:bookmarkStart w:id="63" w:name="X569e536fd05e2a993ff76d29a0f3dd8c5cd3b2f"/>
+    <w:bookmarkStart w:id="52" w:name="X569e536fd05e2a993ff76d29a0f3dd8c5cd3b2f"/>
     <w:p>
       <w:pPr>
         <w:pStyle w:val="Heading2"/>
@@ -4578,7 +4554,7 @@
         <w:t xml:space="preserve">This section enumerates the synergies and shows how the two paths interlock.</w:t>
       </w:r>
     </w:p>
-    <w:bookmarkStart w:id="56" w:name="manufacturing-base"/>
+    <w:bookmarkStart w:id="45" w:name="manufacturing-base"/>
     <w:p>
       <w:pPr>
         <w:pStyle w:val="Heading3"/>
@@ -4627,8 +4603,8 @@
         <w:t xml:space="preserve">Without the civilian deployment, the military manufacturing base has no path to economic sustainability. Defense procurement can fund Phase 1 establishment and modest Phase 2 production, but cannot indefinitely sustain a manufacturing base producing only at defense volumes. Either the military procurement scales up (unlikely without a strategic emergency) or civilian deployment provides the volume.</w:t>
       </w:r>
     </w:p>
-    <w:bookmarkEnd w:id="56"/>
-    <w:bookmarkStart w:id="57" w:name="operating-data-and-regulatory-legitimacy"/>
+    <w:bookmarkEnd w:id="45"/>
+    <w:bookmarkStart w:id="46" w:name="operating-data-and-regulatory-legitimacy"/>
     <w:p>
       <w:pPr>
         <w:pStyle w:val="Heading3"/>
@@ -4669,8 +4645,8 @@
         <w:t xml:space="preserve">This synergy is the regulatory-legitimacy contribution that the military path makes to the civilian path. Without it, the civilian first-mover regulatory approval is much harder; with it, the approval is straightforward.</w:t>
       </w:r>
     </w:p>
-    <w:bookmarkEnd w:id="57"/>
-    <w:bookmarkStart w:id="58" w:name="workforce-and-training"/>
+    <w:bookmarkEnd w:id="46"/>
+    <w:bookmarkStart w:id="47" w:name="workforce-and-training"/>
     <w:p>
       <w:pPr>
         <w:pStyle w:val="Heading3"/>
@@ -4703,8 +4679,8 @@
         <w:t xml:space="preserve">The same synergy applies to academic training. Universities and technical colleges develop curriculum for 12 Hz / 12.5 Hz electrical engineering once the architecture is in deployment. The early curriculum is shaped by the military pilot’s experience; the curriculum then serves the much larger civilian workforce needs. Without the military pilot, the curriculum has no real-world reference point and academic adoption lags.</w:t>
       </w:r>
     </w:p>
-    <w:bookmarkEnd w:id="58"/>
-    <w:bookmarkStart w:id="59" w:name="X0602f17a1b9ef6e4fb522c33b536bbb97113cf3"/>
+    <w:bookmarkEnd w:id="47"/>
+    <w:bookmarkStart w:id="48" w:name="X0602f17a1b9ef6e4fb522c33b536bbb97113cf3"/>
     <w:p>
       <w:pPr>
         <w:pStyle w:val="Heading3"/>
@@ -4737,8 +4713,8 @@
         <w:t xml:space="preserve">This synergy is on a longer timescale than the operating-data synergy. Standards revision cycles are 5–10 years; the architectural input begins arriving at standards committees during military Phase 1 (years 3–6) and progressively works through the standards revision process during military Phase 2 and civilian first-mover deployment (years 6–25).</w:t>
       </w:r>
     </w:p>
-    <w:bookmarkEnd w:id="59"/>
-    <w:bookmarkStart w:id="60" w:name="allied-interoperability"/>
+    <w:bookmarkEnd w:id="48"/>
+    <w:bookmarkStart w:id="49" w:name="allied-interoperability"/>
     <w:p>
       <w:pPr>
         <w:pStyle w:val="Heading3"/>
@@ -4763,8 +4739,8 @@
         <w:t xml:space="preserve">Civilian deployment in jurisdictions whose national grids are connected through international trading arrangements (US–Canada power exports, ENTSO-E in Europe, GCC interconnections in the Gulf) needs analogous interoperability. The civilian interoperability framework develops more easily once the military framework has been worked out. The synergy is from military to civilian, with the military deployment providing the operational template that civilian standards and trade agreements eventually adapt.</w:t>
       </w:r>
     </w:p>
-    <w:bookmarkEnd w:id="60"/>
-    <w:bookmarkStart w:id="61" w:name="industrial-policy-reinforcement"/>
+    <w:bookmarkEnd w:id="49"/>
+    <w:bookmarkStart w:id="50" w:name="industrial-policy-reinforcement"/>
     <w:p>
       <w:pPr>
         <w:pStyle w:val="Heading3"/>
@@ -4895,8 +4871,8 @@
         <w:t xml:space="preserve">hold across allied jurisdictions, but the resulting capacity will be partially redundant rather than cleanly distributed. This is fine — partial redundancy in critical infrastructure manufacturing is a feature, not a bug, from a strategic-resilience perspective. It is more expensive than perfect coordination would be, but perfect coordination is not realistically available.</w:t>
       </w:r>
     </w:p>
-    <w:bookmarkEnd w:id="61"/>
-    <w:bookmarkStart w:id="62" w:name="Xc2aaace9af9ddc688ab90ef3d69537aaf3b677e"/>
+    <w:bookmarkEnd w:id="50"/>
+    <w:bookmarkStart w:id="51" w:name="Xc2aaace9af9ddc688ab90ef3d69537aaf3b677e"/>
     <w:p>
       <w:pPr>
         <w:pStyle w:val="Heading3"/>
@@ -4992,10 +4968,10 @@
         </w:pict>
       </w:r>
     </w:p>
-    <w:bookmarkEnd w:id="62"/>
-    <w:bookmarkEnd w:id="63"/>
-    <w:bookmarkEnd w:id="64"/>
-    <w:bookmarkStart w:id="73" w:name="part-iv-summary-and-conclusion"/>
+    <w:bookmarkEnd w:id="51"/>
+    <w:bookmarkEnd w:id="52"/>
+    <w:bookmarkEnd w:id="53"/>
+    <w:bookmarkStart w:id="62" w:name="part-iv-summary-and-conclusion"/>
     <w:p>
       <w:pPr>
         <w:pStyle w:val="Heading1"/>
@@ -5004,7 +4980,7 @@
         <w:t xml:space="preserve">PART IV — SUMMARY AND CONCLUSION</w:t>
       </w:r>
     </w:p>
-    <w:bookmarkStart w:id="70" w:name="section-8-summary"/>
+    <w:bookmarkStart w:id="59" w:name="section-8-summary"/>
     <w:p>
       <w:pPr>
         <w:pStyle w:val="Heading2"/>
@@ -5021,7 +4997,7 @@
         <w:t xml:space="preserve">The transition from existing 50/60 Hz infrastructure to the 12 Hz / 12.5 Hz architecture in functioning advanced economies requires a structural strategy that the parent architectural papers do not address. This paper argues that the right strategy is parallel deployment along two paths — military and civilian — that interlock at every phase.</w:t>
       </w:r>
     </w:p>
-    <w:bookmarkStart w:id="65" w:name="the-military-path"/>
+    <w:bookmarkStart w:id="54" w:name="the-military-path"/>
     <w:p>
       <w:pPr>
         <w:pStyle w:val="Heading3"/>
@@ -5046,8 +5022,8 @@
         <w:t xml:space="preserve">The military path provides: institutional continuity that survives political-coalition turnover, manufacturing-base establishment, operating-data accumulation, regulatory-legitimacy input, allied-interoperability operational template, workforce training, and industrial-policy investment under defense-procurement authority.</w:t>
       </w:r>
     </w:p>
-    <w:bookmarkEnd w:id="65"/>
-    <w:bookmarkStart w:id="66" w:name="the-civilian-path"/>
+    <w:bookmarkEnd w:id="54"/>
+    <w:bookmarkStart w:id="55" w:name="the-civilian-path"/>
     <w:p>
       <w:pPr>
         <w:pStyle w:val="Heading3"/>
@@ -5080,8 +5056,8 @@
         <w:t xml:space="preserve">The civilian path explicitly absorbs lessons from the Munich/LiMux failure mode and the Barcelona maturation: choose institutionally-resilient first-mover jurisdictions, apply application-layer-first sequencing, build in-house manufacturing and engineering capacity, frame as sovereignty rather than just cost, plan for partial completion as stable state, communicate program benefits continuously.</w:t>
       </w:r>
     </w:p>
-    <w:bookmarkEnd w:id="66"/>
-    <w:bookmarkStart w:id="67" w:name="the-synergies"/>
+    <w:bookmarkEnd w:id="55"/>
+    <w:bookmarkStart w:id="56" w:name="the-synergies"/>
     <w:p>
       <w:pPr>
         <w:pStyle w:val="Heading3"/>
@@ -5231,8 +5207,8 @@
         <w:t xml:space="preserve">: combined deployment is harder to reverse than either path alone, because reversing requires undoing both military and civilian commitments in coordination.</w:t>
       </w:r>
     </w:p>
-    <w:bookmarkEnd w:id="67"/>
-    <w:bookmarkStart w:id="68" w:name="the-12-hz-12.5-hz-unified-architecture"/>
+    <w:bookmarkEnd w:id="56"/>
+    <w:bookmarkStart w:id="57" w:name="the-12-hz-12.5-hz-unified-architecture"/>
     <w:p>
       <w:pPr>
         <w:pStyle w:val="Heading3"/>
@@ -5297,8 +5273,8 @@
         <w:t xml:space="preserve">rather than a single global standard. This is the right framing for what civilian transition can plausibly achieve.</w:t>
       </w:r>
     </w:p>
-    <w:bookmarkEnd w:id="68"/>
-    <w:bookmarkStart w:id="69" w:name="headline-numbers"/>
+    <w:bookmarkEnd w:id="57"/>
+    <w:bookmarkStart w:id="58" w:name="headline-numbers"/>
     <w:p>
       <w:pPr>
         <w:pStyle w:val="Heading3"/>
@@ -5486,9 +5462,9 @@
         <w:t xml:space="preserve">: theoretical projection 15–25 dB(A); empirical validation pending Phase 0 pilot per parent grid proposal.</w:t>
       </w:r>
     </w:p>
-    <w:bookmarkEnd w:id="69"/>
-    <w:bookmarkEnd w:id="70"/>
-    <w:bookmarkStart w:id="71" w:name="section-9-conclusion"/>
+    <w:bookmarkEnd w:id="58"/>
+    <w:bookmarkEnd w:id="59"/>
+    <w:bookmarkStart w:id="60" w:name="section-9-conclusion"/>
     <w:p>
       <w:pPr>
         <w:pStyle w:val="Heading2"/>
@@ -5681,8 +5657,8 @@
         </w:pict>
       </w:r>
     </w:p>
-    <w:bookmarkEnd w:id="71"/>
-    <w:bookmarkStart w:id="72" w:name="references"/>
+    <w:bookmarkEnd w:id="60"/>
+    <w:bookmarkStart w:id="61" w:name="references"/>
     <w:p>
       <w:pPr>
         <w:pStyle w:val="Heading2"/>
@@ -5969,8 +5945,8 @@
         <w:t xml:space="preserve">EU: European Defence Fund; Digital Europe Programme; Sovereign Tech Fund.</w:t>
       </w:r>
     </w:p>
-    <w:bookmarkEnd w:id="72"/>
-    <w:bookmarkEnd w:id="73"/>
+    <w:bookmarkEnd w:id="61"/>
+    <w:bookmarkEnd w:id="62"/>
     <w:sectPr/>
   </w:body>
 </w:document>
@@ -6009,7 +5985,7 @@
       <w:lvlText w:val=" "/>
       <w:lvlJc w:val="left"/>
       <w:pPr>
-        <w:ind w:left="720" w:hanging="480"/>
+        <w:ind w:left="720" w:hanging="360"/>
       </w:pPr>
     </w:lvl>
     <w:lvl w:ilvl="1">
@@ -6017,7 +5993,7 @@
       <w:lvlText w:val=" "/>
       <w:lvlJc w:val="left"/>
       <w:pPr>
-        <w:ind w:left="1440" w:hanging="480"/>
+        <w:ind w:left="1440" w:hanging="360"/>
       </w:pPr>
     </w:lvl>
     <w:lvl w:ilvl="2">
@@ -6025,7 +6001,7 @@
       <w:lvlText w:val=" "/>
       <w:lvlJc w:val="left"/>
       <w:pPr>
-        <w:ind w:left="2160" w:hanging="480"/>
+        <w:ind w:left="2160" w:hanging="360"/>
       </w:pPr>
     </w:lvl>
     <w:lvl w:ilvl="3">
@@ -6033,7 +6009,7 @@
       <w:lvlText w:val=" "/>
       <w:lvlJc w:val="left"/>
       <w:pPr>
-        <w:ind w:left="2880" w:hanging="480"/>
+        <w:ind w:left="2880" w:hanging="360"/>
       </w:pPr>
     </w:lvl>
     <w:lvl w:ilvl="4">
@@ -6041,7 +6017,7 @@
       <w:lvlText w:val=" "/>
       <w:lvlJc w:val="left"/>
       <w:pPr>
-        <w:ind w:left="3600" w:hanging="480"/>
+        <w:ind w:left="3600" w:hanging="360"/>
       </w:pPr>
     </w:lvl>
     <w:lvl w:ilvl="5">
@@ -6049,7 +6025,7 @@
       <w:lvlText w:val=" "/>
       <w:lvlJc w:val="left"/>
       <w:pPr>
-        <w:ind w:left="4320" w:hanging="480"/>
+        <w:ind w:left="4320" w:hanging="360"/>
       </w:pPr>
     </w:lvl>
     <w:lvl w:ilvl="6">
@@ -6057,7 +6033,7 @@
       <w:lvlText w:val=" "/>
       <w:lvlJc w:val="left"/>
       <w:pPr>
-        <w:ind w:left="5040" w:hanging="480"/>
+        <w:ind w:left="5040" w:hanging="360"/>
       </w:pPr>
     </w:lvl>
     <w:lvl w:ilvl="7">
@@ -6065,7 +6041,7 @@
       <w:lvlText w:val=" "/>
       <w:lvlJc w:val="left"/>
       <w:pPr>
-        <w:ind w:left="5760" w:hanging="480"/>
+        <w:ind w:left="5760" w:hanging="360"/>
       </w:pPr>
     </w:lvl>
     <w:lvl w:ilvl="8">
@@ -6073,7 +6049,7 @@
       <w:lvlText w:val=" "/>
       <w:lvlJc w:val="left"/>
       <w:pPr>
-        <w:ind w:left="6480" w:hanging="480"/>
+        <w:ind w:left="6480" w:hanging="360"/>
       </w:pPr>
     </w:lvl>
   </w:abstractNum>
@@ -6082,75 +6058,102 @@
     <w:multiLevelType w:val="multilevel"/>
     <w:lvl w:ilvl="0">
       <w:numFmt w:val="bullet"/>
-      <w:lvlText w:val="•"/>
+      <w:lvlText w:val=""/>
       <w:lvlJc w:val="left"/>
       <w:pPr>
-        <w:ind w:left="720" w:hanging="480"/>
-      </w:pPr>
+        <w:ind w:left="720" w:hanging="360"/>
+      </w:pPr>
+      <w:rPr>
+        <w:rFonts w:ascii="Symbol" w:hAnsi="Symbol" w:cs="Symbol" w:hint="default"/>
+      </w:rPr>
     </w:lvl>
     <w:lvl w:ilvl="1">
       <w:numFmt w:val="bullet"/>
-      <w:lvlText w:val="–"/>
+      <w:lvlText w:val="o"/>
       <w:lvlJc w:val="left"/>
       <w:pPr>
-        <w:ind w:left="1440" w:hanging="480"/>
-      </w:pPr>
+        <w:ind w:left="1440" w:hanging="360"/>
+      </w:pPr>
+      <w:rPr>
+        <w:rFonts w:ascii="Courier New" w:hAnsi="Courier New" w:cs="Courier New" w:hint="default"/>
+      </w:rPr>
     </w:lvl>
     <w:lvl w:ilvl="2">
       <w:numFmt w:val="bullet"/>
-      <w:lvlText w:val="•"/>
+      <w:lvlText w:val=""/>
       <w:lvlJc w:val="left"/>
       <w:pPr>
-        <w:ind w:left="2160" w:hanging="480"/>
-      </w:pPr>
+        <w:ind w:left="2160" w:hanging="360"/>
+      </w:pPr>
+      <w:rPr>
+        <w:rFonts w:ascii="Wingdings" w:hAnsi="Wingdings" w:cs="Wingdings" w:hint="default"/>
+      </w:rPr>
     </w:lvl>
     <w:lvl w:ilvl="3">
       <w:numFmt w:val="bullet"/>
-      <w:lvlText w:val="–"/>
+      <w:lvlText w:val=""/>
       <w:lvlJc w:val="left"/>
       <w:pPr>
-        <w:ind w:left="2880" w:hanging="480"/>
-      </w:pPr>
+        <w:ind w:left="2880" w:hanging="360"/>
+      </w:pPr>
+      <w:rPr>
+        <w:rFonts w:ascii="Symbol" w:hAnsi="Symbol" w:cs="Symbol" w:hint="default"/>
+      </w:rPr>
     </w:lvl>
     <w:lvl w:ilvl="4">
       <w:numFmt w:val="bullet"/>
-      <w:lvlText w:val="•"/>
+      <w:lvlText w:val="o"/>
       <w:lvlJc w:val="left"/>
       <w:pPr>
-        <w:ind w:left="3600" w:hanging="480"/>
-      </w:pPr>
+        <w:ind w:left="3600" w:hanging="360"/>
+      </w:pPr>
+      <w:rPr>
+        <w:rFonts w:ascii="Courier New" w:hAnsi="Courier New" w:cs="Courier New" w:hint="default"/>
+      </w:rPr>
     </w:lvl>
     <w:lvl w:ilvl="5">
       <w:numFmt w:val="bullet"/>
-      <w:lvlText w:val="–"/>
+      <w:lvlText w:val=""/>
       <w:lvlJc w:val="left"/>
       <w:pPr>
-        <w:ind w:left="4320" w:hanging="480"/>
-      </w:pPr>
+        <w:ind w:left="4320" w:hanging="360"/>
+      </w:pPr>
+      <w:rPr>
+        <w:rFonts w:ascii="Wingdings" w:hAnsi="Wingdings" w:cs="Wingdings" w:hint="default"/>
+      </w:rPr>
     </w:lvl>
     <w:lvl w:ilvl="6">
       <w:numFmt w:val="bullet"/>
-      <w:lvlText w:val="•"/>
+      <w:lvlText w:val=""/>
       <w:lvlJc w:val="left"/>
       <w:pPr>
-        <w:ind w:left="5040" w:hanging="480"/>
-      </w:pPr>
+        <w:ind w:left="5040" w:hanging="360"/>
+      </w:pPr>
+      <w:rPr>
+        <w:rFonts w:ascii="Symbol" w:hAnsi="Symbol" w:cs="Symbol" w:hint="default"/>
+      </w:rPr>
     </w:lvl>
     <w:lvl w:ilvl="7">
       <w:numFmt w:val="bullet"/>
-      <w:lvlText w:val="–"/>
+      <w:lvlText w:val="o"/>
       <w:lvlJc w:val="left"/>
       <w:pPr>
-        <w:ind w:left="5760" w:hanging="480"/>
-      </w:pPr>
+        <w:ind w:left="5760" w:hanging="360"/>
+      </w:pPr>
+      <w:rPr>
+        <w:rFonts w:ascii="Courier New" w:hAnsi="Courier New" w:cs="Courier New" w:hint="default"/>
+      </w:rPr>
     </w:lvl>
     <w:lvl w:ilvl="8">
       <w:numFmt w:val="bullet"/>
-      <w:lvlText w:val="•"/>
+      <w:lvlText w:val=""/>
       <w:lvlJc w:val="left"/>
       <w:pPr>
-        <w:ind w:left="6480" w:hanging="480"/>
-      </w:pPr>
+        <w:ind w:left="6480" w:hanging="360"/>
+      </w:pPr>
+      <w:rPr>
+        <w:rFonts w:ascii="Wingdings" w:hAnsi="Wingdings" w:cs="Wingdings" w:hint="default"/>
+      </w:rPr>
     </w:lvl>
   </w:abstractNum>
   <w:abstractNum w:abstractNumId="99411">
@@ -6162,7 +6165,7 @@
       <w:lvlText w:val="%1."/>
       <w:lvlJc w:val="left"/>
       <w:pPr>
-        <w:ind w:left="720" w:hanging="480"/>
+        <w:ind w:left="720" w:hanging="360"/>
       </w:pPr>
     </w:lvl>
     <w:lvl w:ilvl="1">
@@ -6171,7 +6174,7 @@
       <w:lvlText w:val="%2."/>
       <w:lvlJc w:val="left"/>
       <w:pPr>
-        <w:ind w:left="1440" w:hanging="480"/>
+        <w:ind w:left="1440" w:hanging="360"/>
       </w:pPr>
     </w:lvl>
     <w:lvl w:ilvl="2">
@@ -6180,7 +6183,7 @@
       <w:lvlText w:val="%3."/>
       <w:lvlJc w:val="left"/>
       <w:pPr>
-        <w:ind w:left="2160" w:hanging="480"/>
+        <w:ind w:left="2160" w:hanging="360"/>
       </w:pPr>
     </w:lvl>
     <w:lvl w:ilvl="3">
@@ -6189,7 +6192,7 @@
       <w:lvlText w:val="%4."/>
       <w:lvlJc w:val="left"/>
       <w:pPr>
-        <w:ind w:left="2880" w:hanging="480"/>
+        <w:ind w:left="2880" w:hanging="360"/>
       </w:pPr>
     </w:lvl>
     <w:lvl w:ilvl="4">
@@ -6198,7 +6201,7 @@
       <w:lvlText w:val="%5."/>
       <w:lvlJc w:val="left"/>
       <w:pPr>
-        <w:ind w:left="3600" w:hanging="480"/>
+        <w:ind w:left="3600" w:hanging="360"/>
       </w:pPr>
     </w:lvl>
     <w:lvl w:ilvl="5">
@@ -6207,7 +6210,7 @@
       <w:lvlText w:val="%6."/>
       <w:lvlJc w:val="left"/>
       <w:pPr>
-        <w:ind w:left="4320" w:hanging="480"/>
+        <w:ind w:left="4320" w:hanging="360"/>
       </w:pPr>
     </w:lvl>
     <w:lvl w:ilvl="6">
@@ -6216,7 +6219,7 @@
       <w:lvlText w:val="%7."/>
       <w:lvlJc w:val="left"/>
       <w:pPr>
-        <w:ind w:left="5040" w:hanging="480"/>
+        <w:ind w:left="5040" w:hanging="360"/>
       </w:pPr>
     </w:lvl>
     <w:lvl w:ilvl="7">
@@ -6225,7 +6228,7 @@
       <w:lvlText w:val="%8."/>
       <w:lvlJc w:val="left"/>
       <w:pPr>
-        <w:ind w:left="5760" w:hanging="480"/>
+        <w:ind w:left="5760" w:hanging="360"/>
       </w:pPr>
     </w:lvl>
     <w:lvl w:ilvl="8">
@@ -6234,7 +6237,7 @@
       <w:lvlText w:val="%9."/>
       <w:lvlJc w:val="left"/>
       <w:pPr>
-        <w:ind w:left="6480" w:hanging="480"/>
+        <w:ind w:left="6480" w:hanging="360"/>
       </w:pPr>
     </w:lvl>
   </w:abstractNum>
